--- a/projects/德国主体合同/德国主体_WEEE&电池法合同模板_Leistungsvertrag_Kunde mit Sitz in Deutschland_WEEE & Batterien.docx
+++ b/projects/德国主体合同/德国主体_WEEE&电池法合同模板_Leistungsvertrag_Kunde mit Sitz in Deutschland_WEEE & Batterien.docx
@@ -5710,7 +5710,7 @@
           <w:sz w:val="20"/>
           <w:szCs w:val="20"/>
         </w:rPr>
-        <w:t xml:space="preserve">________________________________ </w:t>
+        <w:t>{company_name_en}</w:t>
       </w:r>
     </w:p>
     <w:p>
@@ -5726,7 +5726,7 @@
           <w:sz w:val="20"/>
           <w:szCs w:val="20"/>
         </w:rPr>
-        <w:t xml:space="preserve">________________________________ </w:t>
+        <w:t>{company_address}</w:t>
       </w:r>
     </w:p>
     <w:p>
@@ -5742,7 +5742,7 @@
           <w:sz w:val="20"/>
           <w:szCs w:val="20"/>
         </w:rPr>
-        <w:t xml:space="preserve">________________________________ </w:t>
+        <w:t>{registered_address_en}</w:t>
       </w:r>
     </w:p>
     <w:p>
@@ -6218,7 +6218,7 @@
           <w:sz w:val="20"/>
           <w:szCs w:val="20"/>
         </w:rPr>
-        <w:t xml:space="preserve">________________________________ </w:t>
+        <w:t>{contact_phone}</w:t>
       </w:r>
     </w:p>
     <w:p>
@@ -6234,7 +6234,7 @@
           <w:sz w:val="20"/>
           <w:szCs w:val="20"/>
         </w:rPr>
-        <w:t xml:space="preserve">________________________________ </w:t>
+        <w:t>{contact_email}</w:t>
       </w:r>
     </w:p>
     <w:p>
@@ -6250,7 +6250,7 @@
           <w:sz w:val="20"/>
           <w:szCs w:val="20"/>
         </w:rPr>
-        <w:t xml:space="preserve">________________________________ </w:t>
+        <w:t>{legal_representative}</w:t>
       </w:r>
     </w:p>
     <w:p>
@@ -6267,7 +6267,7 @@
           <w:sz w:val="20"/>
           <w:szCs w:val="20"/>
         </w:rPr>
-        <w:t>________________________________</w:t>
+        <w:t>{uscc}</w:t>
       </w:r>
     </w:p>
     <w:p>
@@ -8799,7 +8799,7 @@
           <w:sz w:val="20"/>
           <w:szCs w:val="20"/>
         </w:rPr>
-        <w:t>______________________</w:t>
+        <w:t>{company_name_en}</w:t>
       </w:r>
     </w:p>
     <w:p>
@@ -8815,7 +8815,7 @@
           <w:sz w:val="20"/>
           <w:szCs w:val="20"/>
         </w:rPr>
-        <w:t>______________________</w:t>
+        <w:t>{company_address}</w:t>
       </w:r>
     </w:p>
     <w:p>
@@ -8831,7 +8831,7 @@
           <w:sz w:val="20"/>
           <w:szCs w:val="20"/>
         </w:rPr>
-        <w:t>______________________</w:t>
+        <w:t>{registered_address_en}</w:t>
       </w:r>
     </w:p>
     <w:p>
@@ -8847,21 +8847,19 @@
           <w:sz w:val="20"/>
           <w:szCs w:val="20"/>
         </w:rPr>
-        <w:t>______________________</w:t>
-      </w:r>
-      <w:r>
-        <w:rPr>
-          <w:sz w:val="20"/>
-          <w:szCs w:val="20"/>
-        </w:rPr>
-        <w:t xml:space="preserve"> </w:t>
-      </w:r>
-      <w:r>
-        <w:rPr>
-          <w:sz w:val="20"/>
-          <w:szCs w:val="20"/>
-        </w:rPr>
-        <w:t xml:space="preserve"> </w:t>
+        <w:t>{contact_phone}</w:t>
+      </w:r>
+      <w:r>
+        <w:rPr>
+          <w:sz w:val="20"/>
+          <w:szCs w:val="20"/>
+        </w:rPr>
+      </w:r>
+      <w:r>
+        <w:rPr>
+          <w:sz w:val="20"/>
+          <w:szCs w:val="20"/>
+        </w:rPr>
       </w:r>
     </w:p>
     <w:p>
